--- a/S1-CL1-Cloud-Design-Build/assessments/AT3/AT3-High-Availability-Assessor.docx
+++ b/S1-CL1-Cloud-Design-Build/assessments/AT3/AT3-High-Availability-Assessor.docx
@@ -7337,7 +7337,7 @@
         <w:rPr>
           <w:color w:val="auto"/>
         </w:rPr>
-        <w:t xml:space="preserve"> [ICTCLD502 PC 3.1, PE 1 design half, PE 2 design half].</w:t>
+        <w:t xml:space="preserve"> [ICTCLD502 PC 3.1] · [ICTCLD502 PE 1] (design half) · [ICTCLD502 PE 2] (design half).</w:t>
       </w:r>
     </w:p>
     <w:p>

--- a/S1-CL1-Cloud-Design-Build/assessments/AT3/AT3-High-Availability-Assessor.docx
+++ b/S1-CL1-Cloud-Design-Build/assessments/AT3/AT3-High-Availability-Assessor.docx
@@ -292,7 +292,11 @@
             </w:tcBorders>
             <w:vAlign w:val="center"/>
           </w:tcPr>
-          <w:p/>
+          <w:p>
+            <w:r>
+              <w:t>End of class #34</w:t>
+            </w:r>
+          </w:p>
         </w:tc>
       </w:tr>
       <w:tr>
@@ -361,8 +365,8 @@
         <w:tblDescription w:val="Instructions for the assessment task including an overview, tasks(s) to be assessed, time allowed, location, resources, assessment criteria, second attempt instructions and information about assessment retention."/>
       </w:tblPr>
       <w:tblGrid>
-        <w:gridCol w:w="2865"/>
-        <w:gridCol w:w="7738"/>
+        <w:gridCol w:w="2807"/>
+        <w:gridCol w:w="7796"/>
       </w:tblGrid>
       <w:tr>
         <w:trPr>
@@ -404,7 +408,7 @@
         </w:trPr>
         <w:tc>
           <w:tcPr>
-            <w:tcW w:w="2865" w:type="dxa"/>
+            <w:tcW w:w="2807" w:type="dxa"/>
             <w:tcBorders>
               <w:top w:val="nil"/>
               <w:left w:val="nil"/>
@@ -429,7 +433,7 @@
         </w:tc>
         <w:tc>
           <w:tcPr>
-            <w:tcW w:w="7738" w:type="dxa"/>
+            <w:tcW w:w="7796" w:type="dxa"/>
             <w:tcBorders>
               <w:top w:val="nil"/>
               <w:right w:val="nil"/>
@@ -878,7 +882,7 @@
         </w:trPr>
         <w:tc>
           <w:tcPr>
-            <w:tcW w:w="2865" w:type="dxa"/>
+            <w:tcW w:w="2807" w:type="dxa"/>
             <w:tcBorders>
               <w:left w:val="nil"/>
             </w:tcBorders>
@@ -896,7 +900,7 @@
         </w:tc>
         <w:tc>
           <w:tcPr>
-            <w:tcW w:w="7738" w:type="dxa"/>
+            <w:tcW w:w="7796" w:type="dxa"/>
             <w:tcBorders>
               <w:right w:val="nil"/>
             </w:tcBorders>
@@ -1168,7 +1172,7 @@
         </w:trPr>
         <w:tc>
           <w:tcPr>
-            <w:tcW w:w="2865" w:type="dxa"/>
+            <w:tcW w:w="2807" w:type="dxa"/>
             <w:tcBorders>
               <w:left w:val="nil"/>
             </w:tcBorders>
@@ -1185,7 +1189,7 @@
         </w:tc>
         <w:tc>
           <w:tcPr>
-            <w:tcW w:w="7738" w:type="dxa"/>
+            <w:tcW w:w="7796" w:type="dxa"/>
             <w:tcBorders>
               <w:right w:val="nil"/>
             </w:tcBorders>
@@ -1208,18 +1212,100 @@
               </w:rPr>
               <w:t xml:space="preserve">Design Phase - </w:t>
             </w:r>
+            <w:r>
+              <w:rPr>
+                <w:color w:val="000000" w:themeColor="text1"/>
+                <w:sz w:val="20"/>
+                <w:szCs w:val="20"/>
+              </w:rPr>
+              <w:t>2</w:t>
+            </w:r>
+            <w:r>
+              <w:rPr>
+                <w:color w:val="000000" w:themeColor="text1"/>
+                <w:sz w:val="20"/>
+                <w:szCs w:val="20"/>
+              </w:rPr>
+              <w:t xml:space="preserve"> class sessions (#</w:t>
+            </w:r>
+            <w:r>
+              <w:rPr>
+                <w:color w:val="000000" w:themeColor="text1"/>
+                <w:sz w:val="20"/>
+                <w:szCs w:val="20"/>
+              </w:rPr>
+              <w:t>30-#31</w:t>
+            </w:r>
+            <w:r>
+              <w:rPr>
+                <w:color w:val="000000" w:themeColor="text1"/>
+                <w:sz w:val="20"/>
+                <w:szCs w:val="20"/>
+              </w:rPr>
+              <w:t xml:space="preserve"> inclusive) and the after-hours time in between</w:t>
+            </w:r>
           </w:p>
           <w:p>
             <w:pPr>
               <w:pStyle w:val="Assessortext"/>
-            </w:pPr>
-            <w:r>
               <w:rPr>
                 <w:color w:val="000000" w:themeColor="text1"/>
                 <w:sz w:val="20"/>
                 <w:szCs w:val="20"/>
               </w:rPr>
+            </w:pPr>
+            <w:r>
+              <w:rPr>
+                <w:color w:val="000000" w:themeColor="text1"/>
+                <w:sz w:val="20"/>
+                <w:szCs w:val="20"/>
+              </w:rPr>
               <w:t>Implementation Window – 3.5 hours</w:t>
+            </w:r>
+            <w:r>
+              <w:rPr>
+                <w:color w:val="000000" w:themeColor="text1"/>
+                <w:sz w:val="20"/>
+                <w:szCs w:val="20"/>
+              </w:rPr>
+              <w:t xml:space="preserve"> (class #32)</w:t>
+            </w:r>
+          </w:p>
+          <w:p>
+            <w:pPr>
+              <w:pStyle w:val="Assessortext"/>
+            </w:pPr>
+            <w:r>
+              <w:rPr>
+                <w:color w:val="000000" w:themeColor="text1"/>
+                <w:sz w:val="20"/>
+                <w:szCs w:val="20"/>
+              </w:rPr>
+              <w:t>Deployment Report – 2</w:t>
+            </w:r>
+            <w:r>
+              <w:rPr>
+                <w:color w:val="000000" w:themeColor="text1"/>
+                <w:sz w:val="20"/>
+                <w:szCs w:val="20"/>
+              </w:rPr>
+              <w:t xml:space="preserve"> class sessions (#</w:t>
+            </w:r>
+            <w:r>
+              <w:rPr>
+                <w:color w:val="000000" w:themeColor="text1"/>
+                <w:sz w:val="20"/>
+                <w:szCs w:val="20"/>
+              </w:rPr>
+              <w:t>33-#34</w:t>
+            </w:r>
+            <w:r>
+              <w:rPr>
+                <w:color w:val="000000" w:themeColor="text1"/>
+                <w:sz w:val="20"/>
+                <w:szCs w:val="20"/>
+              </w:rPr>
+              <w:t xml:space="preserve"> inclusive) and the after-hours time in between</w:t>
             </w:r>
           </w:p>
         </w:tc>
@@ -1230,7 +1316,7 @@
         </w:trPr>
         <w:tc>
           <w:tcPr>
-            <w:tcW w:w="2865" w:type="dxa"/>
+            <w:tcW w:w="2807" w:type="dxa"/>
             <w:tcBorders>
               <w:left w:val="nil"/>
             </w:tcBorders>
@@ -1247,7 +1333,7 @@
         </w:tc>
         <w:tc>
           <w:tcPr>
-            <w:tcW w:w="7738" w:type="dxa"/>
+            <w:tcW w:w="7796" w:type="dxa"/>
             <w:tcBorders>
               <w:right w:val="nil"/>
             </w:tcBorders>
@@ -1266,7 +1352,7 @@
         </w:trPr>
         <w:tc>
           <w:tcPr>
-            <w:tcW w:w="2865" w:type="dxa"/>
+            <w:tcW w:w="2807" w:type="dxa"/>
             <w:tcBorders>
               <w:left w:val="nil"/>
             </w:tcBorders>
@@ -1284,7 +1370,7 @@
         </w:tc>
         <w:tc>
           <w:tcPr>
-            <w:tcW w:w="7738" w:type="dxa"/>
+            <w:tcW w:w="7796" w:type="dxa"/>
             <w:tcBorders>
               <w:right w:val="nil"/>
             </w:tcBorders>
@@ -1371,7 +1457,7 @@
                 <w:sz w:val="20"/>
                 <w:szCs w:val="20"/>
               </w:rPr>
-              <w:t>AT2 baseline CloudFormation template — distributed to students at the start of the assessment day for deployment in their AWS Academy lab (scenario/assessor-resources/at2-baseline-cloudformation.{</w:t>
+              <w:t>AT2 baseline CloudFormation template — distributed to students at the start of the assessment day for deployment in their AWS Academy lab (scenario/assessor-resources/at2-baseline-</w:t>
             </w:r>
             <w:proofErr w:type="gramStart"/>
             <w:r>
@@ -1380,7 +1466,7 @@
                 <w:sz w:val="20"/>
                 <w:szCs w:val="20"/>
               </w:rPr>
-              <w:t>md,yaml</w:t>
+              <w:t>cloudformation.{md,yaml</w:t>
             </w:r>
             <w:proofErr w:type="gramEnd"/>
             <w:r>
@@ -1502,7 +1588,7 @@
         </w:trPr>
         <w:tc>
           <w:tcPr>
-            <w:tcW w:w="2865" w:type="dxa"/>
+            <w:tcW w:w="2807" w:type="dxa"/>
             <w:tcBorders>
               <w:left w:val="nil"/>
             </w:tcBorders>
@@ -1522,7 +1608,7 @@
         </w:tc>
         <w:tc>
           <w:tcPr>
-            <w:tcW w:w="7738" w:type="dxa"/>
+            <w:tcW w:w="7796" w:type="dxa"/>
             <w:tcBorders>
               <w:right w:val="nil"/>
             </w:tcBorders>
@@ -1596,7 +1682,7 @@
         </w:trPr>
         <w:tc>
           <w:tcPr>
-            <w:tcW w:w="2865" w:type="dxa"/>
+            <w:tcW w:w="2807" w:type="dxa"/>
             <w:tcBorders>
               <w:left w:val="nil"/>
             </w:tcBorders>
@@ -1613,7 +1699,7 @@
         </w:tc>
         <w:tc>
           <w:tcPr>
-            <w:tcW w:w="7738" w:type="dxa"/>
+            <w:tcW w:w="7796" w:type="dxa"/>
             <w:tcBorders>
               <w:right w:val="nil"/>
             </w:tcBorders>
@@ -1642,7 +1728,7 @@
         </w:trPr>
         <w:tc>
           <w:tcPr>
-            <w:tcW w:w="2865" w:type="dxa"/>
+            <w:tcW w:w="2807" w:type="dxa"/>
             <w:tcBorders>
               <w:left w:val="nil"/>
               <w:bottom w:val="single" w:sz="4" w:space="0" w:color="auto"/>
@@ -1660,7 +1746,7 @@
         </w:tc>
         <w:tc>
           <w:tcPr>
-            <w:tcW w:w="7738" w:type="dxa"/>
+            <w:tcW w:w="7796" w:type="dxa"/>
             <w:tcBorders>
               <w:bottom w:val="single" w:sz="4" w:space="0" w:color="auto"/>
               <w:right w:val="nil"/>
@@ -1696,7 +1782,7 @@
       <w:tr>
         <w:tc>
           <w:tcPr>
-            <w:tcW w:w="2865" w:type="dxa"/>
+            <w:tcW w:w="2807" w:type="dxa"/>
           </w:tcPr>
           <w:p>
             <w:r>
@@ -1709,7 +1795,7 @@
         </w:tc>
         <w:tc>
           <w:tcPr>
-            <w:tcW w:w="7738" w:type="dxa"/>
+            <w:tcW w:w="7796" w:type="dxa"/>
           </w:tcPr>
           <w:p>
             <w:pPr>
@@ -4261,7 +4347,9 @@
           <w:numId w:val="4"/>
         </w:numPr>
         <w:rPr>
-          <w:color w:val="000000" w:themeColor="text1"/>
+          <w:i/>
+          <w:iCs/>
+          <w:color w:val="7F7F7F" w:themeColor="text1" w:themeTint="80"/>
           <w:sz w:val="20"/>
           <w:szCs w:val="20"/>
         </w:rPr>
@@ -4273,6 +4361,56 @@
           <w:szCs w:val="20"/>
         </w:rPr>
         <w:t>Knowledge Evidence questions cover HA concepts (RTO/RPO, SPOFs, MTTF/MTTR, FT, load balancing for availability, monitoring metrics)</w:t>
+      </w:r>
+      <w:r>
+        <w:rPr>
+          <w:color w:val="000000" w:themeColor="text1"/>
+          <w:sz w:val="20"/>
+          <w:szCs w:val="20"/>
+        </w:rPr>
+        <w:t xml:space="preserve"> </w:t>
+      </w:r>
+      <w:r>
+        <w:rPr>
+          <w:b/>
+          <w:bCs/>
+          <w:i/>
+          <w:iCs/>
+          <w:color w:val="7F7F7F" w:themeColor="text1" w:themeTint="80"/>
+          <w:sz w:val="20"/>
+          <w:szCs w:val="20"/>
+        </w:rPr>
+        <w:t>NOTE:</w:t>
+      </w:r>
+      <w:r>
+        <w:rPr>
+          <w:i/>
+          <w:iCs/>
+          <w:color w:val="7F7F7F" w:themeColor="text1" w:themeTint="80"/>
+          <w:sz w:val="20"/>
+          <w:szCs w:val="20"/>
+        </w:rPr>
+        <w:t xml:space="preserve"> knowledge questions are in the </w:t>
+      </w:r>
+      <w:r>
+        <w:rPr>
+          <w:i/>
+          <w:iCs/>
+          <w:color w:val="7F7F7F" w:themeColor="text1" w:themeTint="80"/>
+          <w:sz w:val="20"/>
+          <w:szCs w:val="20"/>
+        </w:rPr>
+        <w:t>Deployment</w:t>
+      </w:r>
+      <w:r>
+        <w:rPr>
+          <w:i/>
+          <w:iCs/>
+          <w:color w:val="7F7F7F" w:themeColor="text1" w:themeTint="80"/>
+          <w:sz w:val="20"/>
+          <w:szCs w:val="20"/>
+        </w:rPr>
+        <w:t xml:space="preserve"> template used for this assessment and available on the YAT intranet </w:t>
       </w:r>
     </w:p>
     <w:p>
@@ -4719,6 +4857,7 @@
           <w:sz w:val="20"/>
           <w:szCs w:val="20"/>
         </w:rPr>
+        <w:lastRenderedPageBreak/>
         <w:t>AT2 baseline starting state</w:t>
       </w:r>
     </w:p>
@@ -4737,7 +4876,6 @@
           <w:sz w:val="20"/>
           <w:szCs w:val="20"/>
         </w:rPr>
-        <w:lastRenderedPageBreak/>
         <w:t>Your assessor will provide a CloudFormation template at the start of the assessment day. Deploy it in your AWS Academy lab during the morning prep slot — this instantiates the AT2 baseline (single-AZ, non-HA) so you start the afternoon HA work from a consistent known state.</w:t>
       </w:r>
     </w:p>
@@ -5636,7 +5774,6 @@
           <w:sz w:val="20"/>
           <w:szCs w:val="20"/>
         </w:rPr>
-        <w:lastRenderedPageBreak/>
         <w:t xml:space="preserve">NYS: </w:t>
       </w:r>
     </w:p>
@@ -6685,6 +6822,7 @@
           <w:sz w:val="20"/>
           <w:szCs w:val="20"/>
         </w:rPr>
+        <w:lastRenderedPageBreak/>
         <w:t>Design is complete and internally consistent</w:t>
       </w:r>
     </w:p>
@@ -6707,7 +6845,6 @@
           <w:sz w:val="20"/>
           <w:szCs w:val="20"/>
         </w:rPr>
-        <w:lastRenderedPageBreak/>
         <w:t>Suitable for in-scenario stakeholder review (Pat Lin / Sam Walker could read it and approve)</w:t>
       </w:r>
     </w:p>
@@ -7474,15 +7611,7 @@
           <w:sz w:val="20"/>
           <w:szCs w:val="20"/>
         </w:rPr>
-        <w:t>M</w:t>
-      </w:r>
-      <w:r>
-        <w:rPr>
-          <w:color w:val="000000" w:themeColor="text1"/>
-          <w:sz w:val="20"/>
-          <w:szCs w:val="20"/>
-        </w:rPr>
-        <w:t>issing</w:t>
+        <w:t>Missing</w:t>
       </w:r>
     </w:p>
     <w:p>
@@ -7730,6 +7859,7 @@
           <w:sz w:val="20"/>
           <w:szCs w:val="20"/>
         </w:rPr>
+        <w:lastRenderedPageBreak/>
         <w:t xml:space="preserve">layers missing (e.g. no </w:t>
       </w:r>
       <w:proofErr w:type="gramStart"/>
@@ -7770,7 +7900,6 @@
           <w:sz w:val="20"/>
           <w:szCs w:val="20"/>
         </w:rPr>
-        <w:lastRenderedPageBreak/>
         <w:t>narrative contradicts the screenshot evidence</w:t>
       </w:r>
     </w:p>
@@ -8753,6 +8882,7 @@
           <w:sz w:val="20"/>
           <w:szCs w:val="20"/>
         </w:rPr>
+        <w:lastRenderedPageBreak/>
         <w:t>NYS: sign-off block blank — implies the engagement was not formally closed.</w:t>
       </w:r>
     </w:p>
@@ -9617,6 +9747,7 @@
           <w:sz w:val="20"/>
           <w:szCs w:val="20"/>
         </w:rPr>
+        <w:lastRenderedPageBreak/>
         <w:t>Marking checks for §8 overall</w:t>
       </w:r>
     </w:p>
@@ -9635,7 +9766,6 @@
           <w:sz w:val="20"/>
           <w:szCs w:val="20"/>
         </w:rPr>
-        <w:lastRenderedPageBreak/>
         <w:t>Award credit for:</w:t>
       </w:r>
     </w:p>
@@ -10710,6 +10840,7 @@
           <w:sz w:val="20"/>
           <w:szCs w:val="20"/>
         </w:rPr>
+        <w:lastRenderedPageBreak/>
         <w:t>Sign-off block left blank — engagement not formally closed</w:t>
       </w:r>
     </w:p>
@@ -10732,7 +10863,6 @@
           <w:sz w:val="20"/>
           <w:szCs w:val="20"/>
         </w:rPr>
-        <w:lastRenderedPageBreak/>
         <w:t>KE responses divorced from own work — answers could be cut-pasted into any HA report</w:t>
       </w:r>
     </w:p>
@@ -11987,7 +12117,7 @@
                 <w:sz w:val="20"/>
                 <w:szCs w:val="20"/>
               </w:rPr>
-              <w:t xml:space="preserve">KE 4 — HA cloud-infrastructure concepts (fault tolerance, SPOFs, MTTF/MTTR/MTBF, RTO/RPO, SLAs, </w:t>
+              <w:t xml:space="preserve">KE 4 — HA cloud-infrastructure concepts (fault tolerance, </w:t>
             </w:r>
             <w:r>
               <w:rPr>
@@ -11995,7 +12125,7 @@
                 <w:szCs w:val="20"/>
               </w:rPr>
               <w:lastRenderedPageBreak/>
-              <w:t>vertical/horizontal scalability)</w:t>
+              <w:t>SPOFs, MTTF/MTTR/MTBF, RTO/RPO, SLAs, vertical/horizontal scalability)</w:t>
             </w:r>
           </w:p>
         </w:tc>
@@ -13395,7 +13525,7 @@
       <w:rPr>
         <w:noProof/>
       </w:rPr>
-      <w:t>9 July 2026</w:t>
+      <w:t>10 July 2026</w:t>
     </w:r>
     <w:r>
       <w:fldChar w:fldCharType="end"/>
@@ -14636,7 +14766,7 @@
   <w:abstractNum w:abstractNumId="7" w15:restartNumberingAfterBreak="0">
     <w:nsid w:val="1DD82CA7"/>
     <w:multiLevelType w:val="hybridMultilevel"/>
-    <w:tmpl w:val="898437BC"/>
+    <w:tmpl w:val="1C263A20"/>
     <w:lvl w:ilvl="0" w:tplc="08090001">
       <w:start w:val="1"/>
       <w:numFmt w:val="bullet"/>
@@ -19305,6 +19435,29 @@
 </file>
 
 <file path=customXml/item1.xml><?xml version="1.0" encoding="utf-8"?>
+<b:Sources xmlns:b="http://schemas.openxmlformats.org/officeDocument/2006/bibliography" xmlns="http://schemas.openxmlformats.org/officeDocument/2006/bibliography" SelectedStyle="\APA.XSL" StyleName="APA"/>
+</file>
+
+<file path=customXml/item2.xml><?xml version="1.0" encoding="utf-8"?>
+<p:properties xmlns:p="http://schemas.microsoft.com/office/2006/metadata/properties" xmlns:xsi="http://www.w3.org/2001/XMLSchema-instance" xmlns:pc="http://schemas.microsoft.com/office/infopath/2007/PartnerControls">
+  <documentManagement>
+    <Category0 xmlns="bef73783-b83a-4f38-94d5-1aaaa1b3b0a2">1</Category0>
+    <i0f84bba906045b4af568ee102a52dcb xmlns="2933ac1b-cace-482f-bed9-bf9b7d80f34a">
+      <Terms xmlns="http://schemas.microsoft.com/office/infopath/2007/PartnerControls">
+        <TermInfo xmlns="http://schemas.microsoft.com/office/infopath/2007/PartnerControls">
+          <TermName xmlns="http://schemas.microsoft.com/office/infopath/2007/PartnerControls">Corporate Records</TermName>
+          <TermId xmlns="http://schemas.microsoft.com/office/infopath/2007/PartnerControls">2c702203-4f28-4769-bfc5-dad5ef3425c7</TermId>
+        </TermInfo>
+      </Terms>
+    </i0f84bba906045b4af568ee102a52dcb>
+    <TaxCatchAll xmlns="2933ac1b-cace-482f-bed9-bf9b7d80f34a">
+      <Value>1</Value>
+    </TaxCatchAll>
+  </documentManagement>
+</p:properties>
+</file>
+
+<file path=customXml/item3.xml><?xml version="1.0" encoding="utf-8"?>
 <?mso-contentType ?>
 <FormTemplates xmlns="http://schemas.microsoft.com/sharepoint/v3/contenttype/forms">
   <Display>DocumentLibraryForm</Display>
@@ -19313,7 +19466,7 @@
 </FormTemplates>
 </file>
 
-<file path=customXml/item2.xml><?xml version="1.0" encoding="utf-8"?>
+<file path=customXml/item4.xml><?xml version="1.0" encoding="utf-8"?>
 <ct:contentTypeSchema xmlns:ct="http://schemas.microsoft.com/office/2006/metadata/contentType" xmlns:ma="http://schemas.microsoft.com/office/2006/metadata/properties/metaAttributes" ct:_="" ma:_="" ma:contentTypeName="Document" ma:contentTypeID="0x010100D17E1B4D89D91D49A316865B50B76B78" ma:contentTypeVersion="26" ma:contentTypeDescription="Create a new document." ma:contentTypeScope="" ma:versionID="2e43e94bda34b09537a48d601b321f81">
   <xsd:schema xmlns:xsd="http://www.w3.org/2001/XMLSchema" xmlns:xs="http://www.w3.org/2001/XMLSchema" xmlns:p="http://schemas.microsoft.com/office/2006/metadata/properties" xmlns:ns2="bef73783-b83a-4f38-94d5-1aaaa1b3b0a2" xmlns:ns3="2933ac1b-cace-482f-bed9-bf9b7d80f34a" targetNamespace="http://schemas.microsoft.com/office/2006/metadata/properties" ma:root="true" ma:fieldsID="68ad2338b471bae35515ce7eaf1f964b" ns2:_="" ns3:_="">
     <xsd:import namespace="bef73783-b83a-4f38-94d5-1aaaa1b3b0a2"/>
@@ -19528,30 +19681,26 @@
 </ct:contentTypeSchema>
 </file>
 
-<file path=customXml/item3.xml><?xml version="1.0" encoding="utf-8"?>
-<b:Sources xmlns:b="http://schemas.openxmlformats.org/officeDocument/2006/bibliography" xmlns="http://schemas.openxmlformats.org/officeDocument/2006/bibliography" SelectedStyle="\APA.XSL" StyleName="APA"/>
+<file path=customXml/itemProps1.xml><?xml version="1.0" encoding="utf-8"?>
+<ds:datastoreItem xmlns:ds="http://schemas.openxmlformats.org/officeDocument/2006/customXml" ds:itemID="{AB43DB7F-4F95-4680-AC5A-0DAC465244CE}">
+  <ds:schemaRefs>
+    <ds:schemaRef ds:uri="http://schemas.openxmlformats.org/officeDocument/2006/bibliography"/>
+  </ds:schemaRefs>
+</ds:datastoreItem>
 </file>
 
-<file path=customXml/item4.xml><?xml version="1.0" encoding="utf-8"?>
-<p:properties xmlns:p="http://schemas.microsoft.com/office/2006/metadata/properties" xmlns:xsi="http://www.w3.org/2001/XMLSchema-instance" xmlns:pc="http://schemas.microsoft.com/office/infopath/2007/PartnerControls">
-  <documentManagement>
-    <Category0 xmlns="bef73783-b83a-4f38-94d5-1aaaa1b3b0a2">1</Category0>
-    <i0f84bba906045b4af568ee102a52dcb xmlns="2933ac1b-cace-482f-bed9-bf9b7d80f34a">
-      <Terms xmlns="http://schemas.microsoft.com/office/infopath/2007/PartnerControls">
-        <TermInfo xmlns="http://schemas.microsoft.com/office/infopath/2007/PartnerControls">
-          <TermName xmlns="http://schemas.microsoft.com/office/infopath/2007/PartnerControls">Corporate Records</TermName>
-          <TermId xmlns="http://schemas.microsoft.com/office/infopath/2007/PartnerControls">2c702203-4f28-4769-bfc5-dad5ef3425c7</TermId>
-        </TermInfo>
-      </Terms>
-    </i0f84bba906045b4af568ee102a52dcb>
-    <TaxCatchAll xmlns="2933ac1b-cace-482f-bed9-bf9b7d80f34a">
-      <Value>1</Value>
-    </TaxCatchAll>
-  </documentManagement>
-</p:properties>
+<file path=customXml/itemProps2.xml><?xml version="1.0" encoding="utf-8"?>
+<ds:datastoreItem xmlns:ds="http://schemas.openxmlformats.org/officeDocument/2006/customXml" ds:itemID="{62592C51-5DF4-40C0-8E84-942E6938BC04}">
+  <ds:schemaRefs>
+    <ds:schemaRef ds:uri="http://schemas.microsoft.com/office/2006/metadata/properties"/>
+    <ds:schemaRef ds:uri="http://schemas.microsoft.com/office/infopath/2007/PartnerControls"/>
+    <ds:schemaRef ds:uri="bef73783-b83a-4f38-94d5-1aaaa1b3b0a2"/>
+    <ds:schemaRef ds:uri="2933ac1b-cace-482f-bed9-bf9b7d80f34a"/>
+  </ds:schemaRefs>
+</ds:datastoreItem>
 </file>
 
-<file path=customXml/itemProps1.xml><?xml version="1.0" encoding="utf-8"?>
+<file path=customXml/itemProps3.xml><?xml version="1.0" encoding="utf-8"?>
 <ds:datastoreItem xmlns:ds="http://schemas.openxmlformats.org/officeDocument/2006/customXml" ds:itemID="{34D3D63F-E7F5-44D5-94D5-721BEC103C7E}">
   <ds:schemaRefs>
     <ds:schemaRef ds:uri="http://schemas.microsoft.com/sharepoint/v3/contenttype/forms"/>
@@ -19559,7 +19708,7 @@
 </ds:datastoreItem>
 </file>
 
-<file path=customXml/itemProps2.xml><?xml version="1.0" encoding="utf-8"?>
+<file path=customXml/itemProps4.xml><?xml version="1.0" encoding="utf-8"?>
 <ds:datastoreItem xmlns:ds="http://schemas.openxmlformats.org/officeDocument/2006/customXml" ds:itemID="{D94EDA87-AAAA-43E1-87A4-F317188D990F}">
   <ds:schemaRefs>
     <ds:schemaRef ds:uri="http://schemas.microsoft.com/office/2006/metadata/contentType"/>
@@ -19576,23 +19725,4 @@
     <ds:schemaRef ds:uri="http://schemas.microsoft.com/internal/obd"/>
   </ds:schemaRefs>
 </ds:datastoreItem>
-</file>
-
-<file path=customXml/itemProps3.xml><?xml version="1.0" encoding="utf-8"?>
-<ds:datastoreItem xmlns:ds="http://schemas.openxmlformats.org/officeDocument/2006/customXml" ds:itemID="{AB43DB7F-4F95-4680-AC5A-0DAC465244CE}">
-  <ds:schemaRefs>
-    <ds:schemaRef ds:uri="http://schemas.openxmlformats.org/officeDocument/2006/bibliography"/>
-  </ds:schemaRefs>
-</ds:datastoreItem>
-</file>
-
-<file path=customXml/itemProps4.xml><?xml version="1.0" encoding="utf-8"?>
-<ds:datastoreItem xmlns:ds="http://schemas.openxmlformats.org/officeDocument/2006/customXml" ds:itemID="{62592C51-5DF4-40C0-8E84-942E6938BC04}">
-  <ds:schemaRefs>
-    <ds:schemaRef ds:uri="http://schemas.microsoft.com/office/2006/metadata/properties"/>
-    <ds:schemaRef ds:uri="http://schemas.microsoft.com/office/infopath/2007/PartnerControls"/>
-    <ds:schemaRef ds:uri="bef73783-b83a-4f38-94d5-1aaaa1b3b0a2"/>
-    <ds:schemaRef ds:uri="2933ac1b-cace-482f-bed9-bf9b7d80f34a"/>
-  </ds:schemaRefs>
-</ds:datastoreItem>
 </file>